--- a/tillsyn/A 42606-2025 tillsynsbegäran.docx
+++ b/tillsyn/A 42606-2025 tillsynsbegäran.docx
@@ -325,7 +325,7 @@
     <w:r>
       <w:tab/>
       <w:tab/>
-      <w:t>2026-06-18</w:t>
+      <w:t>2026-06-19</w:t>
       <w:br/>
       <w:br/>
     </w:r>

--- a/tillsyn/A 42606-2025 tillsynsbegäran.docx
+++ b/tillsyn/A 42606-2025 tillsynsbegäran.docx
@@ -325,7 +325,7 @@
     <w:r>
       <w:tab/>
       <w:tab/>
-      <w:t>2026-06-19</w:t>
+      <w:t>2026-06-20</w:t>
       <w:br/>
       <w:br/>
     </w:r>

--- a/tillsyn/A 42606-2025 tillsynsbegäran.docx
+++ b/tillsyn/A 42606-2025 tillsynsbegäran.docx
@@ -12,10 +12,7 @@
     </w:p>
     <w:p>
       <w:r>
-        <w:t>Detta dokument behandlar höga naturvärden i avverkningsanmälan A 42606-2025 i Hudiksvalls kommun som inkom 2025-09-05 och omfattar 2,9 ha.</w:t>
-      </w:r>
-      <w:r>
-        <w:t xml:space="preserve"> I Figur 1 visas fyndplatser för naturvårdsarter i området, som finns registrerade på Artportalen.</w:t>
+        <w:t>Denna tillsynsbegäran behandlar höga naturvärden i avverkningsanmälan A 42606-2025 i Hudiksvalls kommun som inkom 2025-09-05 och omfattar 2,9 ha.</w:t>
       </w:r>
     </w:p>
     <w:p>
@@ -25,7 +22,7 @@
       <w:r>
         <w:drawing>
           <wp:inline xmlns:a="http://schemas.openxmlformats.org/drawingml/2006/main" xmlns:pic="http://schemas.openxmlformats.org/drawingml/2006/picture">
-            <wp:extent cx="5102367" cy="5688000"/>
+            <wp:extent cx="5134661" cy="5724000"/>
             <wp:docPr id="1" name="Picture 1"/>
             <wp:cNvGraphicFramePr>
               <a:graphicFrameLocks noChangeAspect="1"/>
@@ -46,7 +43,7 @@
                   <pic:spPr>
                     <a:xfrm>
                       <a:off x="0" y="0"/>
-                      <a:ext cx="5102367" cy="5688000"/>
+                      <a:ext cx="5134661" cy="5724000"/>
                     </a:xfrm>
                     <a:prstGeom prst="rect"/>
                   </pic:spPr>
@@ -63,7 +60,20 @@
         <w:spacing w:after="240"/>
       </w:pPr>
       <w:r>
-        <w:t>Figur 1. Fyndplatser för naturvårdsarter inom 20 meter från avverkningsanmälan (röd linje). Inom parentes anges rödlistekategorier, S för signalarter, Tför typiska arter och fridlysningsparagrafer i artskyddsförordningen.Markörer utan svart kant är placerade på fyndplatsen. Markörer med svart kant är placerade vid sidan av fyndplatsen och har ett svart streck som visar fyndplatsens exakta position. Kartans mittpunktskoordinat är N 6881377, E 565285 i SWEREF 99 TM.</w:t>
+        <w:t>Figur 1. Fyndplatser för naturvårdsarter inom 20 meter från avverkningsanmälan. Markörer utan svart kant är placerade på fyndplatsen. Markörer med svart kant är placerade vid sidan av fyndplatsen har ett svart streck som visar fyndplatsens exakta position. Kartans mittpunktskoordinat är N 6881377, E 565285 i SWEREF 99 TM.</w:t>
+      </w:r>
+    </w:p>
+    <w:p>
+      <w:r>
+        <w:t>Inom 20 meter från avverkningsanmälan finns fynd av 4 naturvårdsarter, varav 4 är typiska (T) och 1 är signalart (S): strutbräken (S, T), lundarv (T), ormbär (T) och torta (T). Se Figur 1.</w:t>
+      </w:r>
+    </w:p>
+    <w:p>
+      <w:pPr>
+        <w:pStyle w:val="Heading1"/>
+      </w:pPr>
+      <w:r>
+        <w:t>Tillsynsbegäran</w:t>
       </w:r>
     </w:p>
     <w:p>
@@ -77,26 +87,45 @@
       </w:r>
     </w:p>
     <w:p>
-      <w:r>
-        <w:t>Nedan beskrivs fynd av naturvårdsarter som gjorts i det avverkningsanmälda området.</w:t>
-      </w:r>
-    </w:p>
-    <w:p>
       <w:pPr>
         <w:pStyle w:val="Heading1"/>
       </w:pPr>
       <w:r>
-        <w:t>Naturvårdsarter</w:t>
+        <w:t>Naturvårdsarter och fridlysta arter</w:t>
       </w:r>
     </w:p>
     <w:p>
       <w:r>
-        <w:t>Inom 20 meter från avverkningsanmälan har följande 4 naturvårdsarter hittats: strutbräken (S, T), lundarv (T), ormbär (T) och torta (T). Arter som är signalarter enligt Skogsstyrelsen har markerats med (S). Typiska arter inom Natura 2000 som är kopplade till skogsekosystem har markerats med (T).</w:t>
+        <w:t>Nedan följer beskrivningar av de naturvårdsarter och fridlysta arter som har sina livsmiljöer och växtplatser i den avverkningsanmälda skogen. De påträffade naturvårdsarterna är ett tydligt kvitto på att det rör sig om en skog med höga naturvärden.</w:t>
       </w:r>
     </w:p>
     <w:p>
       <w:r>
-        <w:t>De påträffade naturvårdsarterna är ett tydligt kvitto på att det rör sig om en skog med höga naturvärden.</w:t>
+        <w:rPr>
+          <w:b/>
+        </w:rPr>
+        <w:t xml:space="preserve">Strutbräken </w:t>
+      </w:r>
+      <w:r>
+        <w:t xml:space="preserve">är normalt en mycket bra och tydlig signalart som visar på flera olika fuktiga biotoper med rörligt markvatten som nästan alltid har höga naturvärden. Den växer på skuggiga, fuktiga, näringsrika mullmarker längs bäckdalar, åar, älvar, översilade sluttningar med högörtsgranskog och svämlövskogar med kortvarigt översvämmade sedimentplan. Växtplatserna har ytligt rörligt markvatten och konstant hög luftfuktighet. Arten är känslig för avverkning och dikning.Strutbräken är typisk art för </w:t>
+      </w:r>
+      <w:r>
+        <w:rPr>
+          <w:i/>
+        </w:rPr>
+        <w:t xml:space="preserve">9050 Näringsrik granskog, 9080 Lövsumpskog, 9750 Svämlövskog, 9760 Svämädellövskog </w:t>
+      </w:r>
+      <w:r>
+        <w:t>och</w:t>
+      </w:r>
+      <w:r>
+        <w:rPr>
+          <w:i/>
+        </w:rPr>
+        <w:t xml:space="preserve"> 6430 Högörtängar</w:t>
+      </w:r>
+      <w:r>
+        <w:t xml:space="preserve"> (Nitare &amp; Skogsstyrelsen, 2019; SLU Artdatabanken, 2025).</w:t>
       </w:r>
     </w:p>
     <w:p>
@@ -137,35 +166,6 @@
       </w:r>
       <w:r>
         <w:t>(SLU Artdatabanken, 2025).</w:t>
-      </w:r>
-    </w:p>
-    <w:p>
-      <w:r>
-        <w:rPr>
-          <w:b/>
-        </w:rPr>
-        <w:t xml:space="preserve">Strutbräken </w:t>
-      </w:r>
-      <w:r>
-        <w:t xml:space="preserve">är normalt en mycket bra och tydlig signalart som visar på flera olika fuktiga biotoper med rörligt markvatten som nästan alltid har höga naturvärden. Den växer på skuggiga, fuktiga, näringsrika mullmarker längs bäckdalar, åar, älvar, översilade sluttningar med högörtsgranskog och svämlövskogar med kortvarigt översvämmade sedimentplan. Växtplatserna har ytligt rörligt markvatten och konstant hög luftfuktighet. Arten är känslig för avverkning och dikning.Strutbräken är typisk art för </w:t>
-      </w:r>
-      <w:r>
-        <w:rPr>
-          <w:i/>
-        </w:rPr>
-        <w:t xml:space="preserve">9050 Näringsrik granskog, 9080 Lövsumpskog, 9750 Svämlövskog, 9760 Svämädellövskog </w:t>
-      </w:r>
-      <w:r>
-        <w:t>och</w:t>
-      </w:r>
-      <w:r>
-        <w:rPr>
-          <w:i/>
-        </w:rPr>
-        <w:t xml:space="preserve"> 6430 Högörtängar</w:t>
-      </w:r>
-      <w:r>
-        <w:t xml:space="preserve"> (Nitare &amp; Skogsstyrelsen, 2019; SLU Artdatabanken, 2025).</w:t>
       </w:r>
     </w:p>
     <w:p>
@@ -325,7 +325,7 @@
     <w:r>
       <w:tab/>
       <w:tab/>
-      <w:t>2026-06-20</w:t>
+      <w:t>2026-06-21</w:t>
       <w:br/>
       <w:br/>
     </w:r>

--- a/tillsyn/A 42606-2025 tillsynsbegäran.docx
+++ b/tillsyn/A 42606-2025 tillsynsbegäran.docx
@@ -325,7 +325,7 @@
     <w:r>
       <w:tab/>
       <w:tab/>
-      <w:t>2026-06-21</w:t>
+      <w:t>2026-06-22</w:t>
       <w:br/>
       <w:br/>
     </w:r>

--- a/tillsyn/A 42606-2025 tillsynsbegäran.docx
+++ b/tillsyn/A 42606-2025 tillsynsbegäran.docx
@@ -325,7 +325,7 @@
     <w:r>
       <w:tab/>
       <w:tab/>
-      <w:t>2026-06-22</w:t>
+      <w:t>2026-06-23</w:t>
       <w:br/>
       <w:br/>
     </w:r>

--- a/tillsyn/A 42606-2025 tillsynsbegäran.docx
+++ b/tillsyn/A 42606-2025 tillsynsbegäran.docx
@@ -325,7 +325,7 @@
     <w:r>
       <w:tab/>
       <w:tab/>
-      <w:t>2026-06-23</w:t>
+      <w:t>2026-06-24</w:t>
       <w:br/>
       <w:br/>
     </w:r>

--- a/tillsyn/A 42606-2025 tillsynsbegäran.docx
+++ b/tillsyn/A 42606-2025 tillsynsbegäran.docx
@@ -325,7 +325,7 @@
     <w:r>
       <w:tab/>
       <w:tab/>
-      <w:t>2026-06-24</w:t>
+      <w:t>2026-06-25</w:t>
       <w:br/>
       <w:br/>
     </w:r>

--- a/tillsyn/A 42606-2025 tillsynsbegäran.docx
+++ b/tillsyn/A 42606-2025 tillsynsbegäran.docx
@@ -325,7 +325,7 @@
     <w:r>
       <w:tab/>
       <w:tab/>
-      <w:t>2026-06-25</w:t>
+      <w:t>2026-06-26</w:t>
       <w:br/>
       <w:br/>
     </w:r>

--- a/tillsyn/A 42606-2025 tillsynsbegäran.docx
+++ b/tillsyn/A 42606-2025 tillsynsbegäran.docx
@@ -325,7 +325,7 @@
     <w:r>
       <w:tab/>
       <w:tab/>
-      <w:t>2026-06-26</w:t>
+      <w:t>2026-06-27</w:t>
       <w:br/>
       <w:br/>
     </w:r>

--- a/tillsyn/A 42606-2025 tillsynsbegäran.docx
+++ b/tillsyn/A 42606-2025 tillsynsbegäran.docx
@@ -325,7 +325,7 @@
     <w:r>
       <w:tab/>
       <w:tab/>
-      <w:t>2026-06-27</w:t>
+      <w:t>2026-06-28</w:t>
       <w:br/>
       <w:br/>
     </w:r>

--- a/tillsyn/A 42606-2025 tillsynsbegäran.docx
+++ b/tillsyn/A 42606-2025 tillsynsbegäran.docx
@@ -325,7 +325,7 @@
     <w:r>
       <w:tab/>
       <w:tab/>
-      <w:t>2026-06-28</w:t>
+      <w:t>2026-06-29</w:t>
       <w:br/>
       <w:br/>
     </w:r>

--- a/tillsyn/A 42606-2025 tillsynsbegäran.docx
+++ b/tillsyn/A 42606-2025 tillsynsbegäran.docx
@@ -325,7 +325,7 @@
     <w:r>
       <w:tab/>
       <w:tab/>
-      <w:t>2026-06-29</w:t>
+      <w:t>2026-06-30</w:t>
       <w:br/>
       <w:br/>
     </w:r>

--- a/tillsyn/A 42606-2025 tillsynsbegäran.docx
+++ b/tillsyn/A 42606-2025 tillsynsbegäran.docx
@@ -325,7 +325,7 @@
     <w:r>
       <w:tab/>
       <w:tab/>
-      <w:t>2026-06-30</w:t>
+      <w:t>2026-07-01</w:t>
       <w:br/>
       <w:br/>
     </w:r>

--- a/tillsyn/A 42606-2025 tillsynsbegäran.docx
+++ b/tillsyn/A 42606-2025 tillsynsbegäran.docx
@@ -325,7 +325,7 @@
     <w:r>
       <w:tab/>
       <w:tab/>
-      <w:t>2026-07-01</w:t>
+      <w:t>2026-07-02</w:t>
       <w:br/>
       <w:br/>
     </w:r>

--- a/tillsyn/A 42606-2025 tillsynsbegäran.docx
+++ b/tillsyn/A 42606-2025 tillsynsbegäran.docx
@@ -325,7 +325,7 @@
     <w:r>
       <w:tab/>
       <w:tab/>
-      <w:t>2026-07-02</w:t>
+      <w:t>2026-07-03</w:t>
       <w:br/>
       <w:br/>
     </w:r>

--- a/tillsyn/A 42606-2025 tillsynsbegäran.docx
+++ b/tillsyn/A 42606-2025 tillsynsbegäran.docx
@@ -325,7 +325,7 @@
     <w:r>
       <w:tab/>
       <w:tab/>
-      <w:t>2026-07-13</w:t>
+      <w:t>2026-07-14</w:t>
       <w:br/>
       <w:br/>
     </w:r>

--- a/tillsyn/A 42606-2025 tillsynsbegäran.docx
+++ b/tillsyn/A 42606-2025 tillsynsbegäran.docx
@@ -325,7 +325,7 @@
     <w:r>
       <w:tab/>
       <w:tab/>
-      <w:t>2026-07-14</w:t>
+      <w:t>2026-07-15</w:t>
       <w:br/>
       <w:br/>
     </w:r>

--- a/tillsyn/A 42606-2025 tillsynsbegäran.docx
+++ b/tillsyn/A 42606-2025 tillsynsbegäran.docx
@@ -325,7 +325,7 @@
     <w:r>
       <w:tab/>
       <w:tab/>
-      <w:t>2026-07-15</w:t>
+      <w:t>2026-07-16</w:t>
       <w:br/>
       <w:br/>
     </w:r>

--- a/tillsyn/A 42606-2025 tillsynsbegäran.docx
+++ b/tillsyn/A 42606-2025 tillsynsbegäran.docx
@@ -325,7 +325,7 @@
     <w:r>
       <w:tab/>
       <w:tab/>
-      <w:t>2026-07-16</w:t>
+      <w:t>2026-07-17</w:t>
       <w:br/>
       <w:br/>
     </w:r>

--- a/tillsyn/A 42606-2025 tillsynsbegäran.docx
+++ b/tillsyn/A 42606-2025 tillsynsbegäran.docx
@@ -325,7 +325,7 @@
     <w:r>
       <w:tab/>
       <w:tab/>
-      <w:t>2026-07-17</w:t>
+      <w:t>2026-07-18</w:t>
       <w:br/>
       <w:br/>
     </w:r>

--- a/tillsyn/A 42606-2025 tillsynsbegäran.docx
+++ b/tillsyn/A 42606-2025 tillsynsbegäran.docx
@@ -325,7 +325,7 @@
     <w:r>
       <w:tab/>
       <w:tab/>
-      <w:t>2026-07-18</w:t>
+      <w:t>2026-07-19</w:t>
       <w:br/>
       <w:br/>
     </w:r>

--- a/tillsyn/A 42606-2025 tillsynsbegäran.docx
+++ b/tillsyn/A 42606-2025 tillsynsbegäran.docx
@@ -325,7 +325,7 @@
     <w:r>
       <w:tab/>
       <w:tab/>
-      <w:t>2026-07-19</w:t>
+      <w:t>2026-07-20</w:t>
       <w:br/>
       <w:br/>
     </w:r>

--- a/tillsyn/A 42606-2025 tillsynsbegäran.docx
+++ b/tillsyn/A 42606-2025 tillsynsbegäran.docx
@@ -325,7 +325,7 @@
     <w:r>
       <w:tab/>
       <w:tab/>
-      <w:t>2026-07-20</w:t>
+      <w:t>2026-07-21</w:t>
       <w:br/>
       <w:br/>
     </w:r>

--- a/tillsyn/A 42606-2025 tillsynsbegäran.docx
+++ b/tillsyn/A 42606-2025 tillsynsbegäran.docx
@@ -325,7 +325,7 @@
     <w:r>
       <w:tab/>
       <w:tab/>
-      <w:t>2026-07-21</w:t>
+      <w:t>2026-07-22</w:t>
       <w:br/>
       <w:br/>
     </w:r>

--- a/tillsyn/A 42606-2025 tillsynsbegäran.docx
+++ b/tillsyn/A 42606-2025 tillsynsbegäran.docx
@@ -325,7 +325,7 @@
     <w:r>
       <w:tab/>
       <w:tab/>
-      <w:t>2026-07-22</w:t>
+      <w:t>2026-07-23</w:t>
       <w:br/>
       <w:br/>
     </w:r>

--- a/tillsyn/A 42606-2025 tillsynsbegäran.docx
+++ b/tillsyn/A 42606-2025 tillsynsbegäran.docx
@@ -325,7 +325,7 @@
     <w:r>
       <w:tab/>
       <w:tab/>
-      <w:t>2026-07-23</w:t>
+      <w:t>2026-07-24</w:t>
       <w:br/>
       <w:br/>
     </w:r>

--- a/tillsyn/A 42606-2025 tillsynsbegäran.docx
+++ b/tillsyn/A 42606-2025 tillsynsbegäran.docx
@@ -60,7 +60,7 @@
         <w:spacing w:after="240"/>
       </w:pPr>
       <w:r>
-        <w:t>Figur 1. Fyndplatser för naturvårdsarter inom 20 meter från avverkningsanmälan. Markörer utan svart kant är placerade på fyndplatsen. Markörer med svart kant är placerade vid sidan av fyndplatsen har ett svart streck som visar fyndplatsens exakta position. Kartans mittpunktskoordinat är N 6881377, E 565285 i SWEREF 99 TM.</w:t>
+        <w:t>Figur 1. Fyndplatser för naturvårdsarter inom 20 meter från avverkningsanmälan. Markörer utan svart kant är placerade på fyndplatsen. Markörer med svart kant är placerade vid sidan av fyndplatsen och har ett svart streck som visar fyndplatsens exakta position. Kartans mittpunktskoordinat är N 6881377, E 565285 i SWEREF 99 TM.</w:t>
       </w:r>
     </w:p>
     <w:p>
@@ -325,7 +325,7 @@
     <w:r>
       <w:tab/>
       <w:tab/>
-      <w:t>2026-08-14</w:t>
+      <w:t>2026-08-15</w:t>
       <w:br/>
       <w:br/>
     </w:r>

--- a/tillsyn/A 42606-2025 tillsynsbegäran.docx
+++ b/tillsyn/A 42606-2025 tillsynsbegäran.docx
@@ -325,7 +325,7 @@
     <w:r>
       <w:tab/>
       <w:tab/>
-      <w:t>2026-08-15</w:t>
+      <w:t>2026-08-16</w:t>
       <w:br/>
       <w:br/>
     </w:r>

--- a/tillsyn/A 42606-2025 tillsynsbegäran.docx
+++ b/tillsyn/A 42606-2025 tillsynsbegäran.docx
@@ -325,7 +325,7 @@
     <w:r>
       <w:tab/>
       <w:tab/>
-      <w:t>2026-08-16</w:t>
+      <w:t>2026-08-17</w:t>
       <w:br/>
       <w:br/>
     </w:r>

--- a/tillsyn/A 42606-2025 tillsynsbegäran.docx
+++ b/tillsyn/A 42606-2025 tillsynsbegäran.docx
@@ -325,7 +325,7 @@
     <w:r>
       <w:tab/>
       <w:tab/>
-      <w:t>2026-08-17</w:t>
+      <w:t>2026-08-18</w:t>
       <w:br/>
       <w:br/>
     </w:r>

--- a/tillsyn/A 42606-2025 tillsynsbegäran.docx
+++ b/tillsyn/A 42606-2025 tillsynsbegäran.docx
@@ -325,7 +325,7 @@
     <w:r>
       <w:tab/>
       <w:tab/>
-      <w:t>2026-08-18</w:t>
+      <w:t>2026-08-19</w:t>
       <w:br/>
       <w:br/>
     </w:r>

--- a/tillsyn/A 42606-2025 tillsynsbegäran.docx
+++ b/tillsyn/A 42606-2025 tillsynsbegäran.docx
@@ -325,7 +325,7 @@
     <w:r>
       <w:tab/>
       <w:tab/>
-      <w:t>2026-08-19</w:t>
+      <w:t>2026-08-20</w:t>
       <w:br/>
       <w:br/>
     </w:r>

--- a/tillsyn/A 42606-2025 tillsynsbegäran.docx
+++ b/tillsyn/A 42606-2025 tillsynsbegäran.docx
@@ -325,7 +325,7 @@
     <w:r>
       <w:tab/>
       <w:tab/>
-      <w:t>2026-08-20</w:t>
+      <w:t>2026-08-21</w:t>
       <w:br/>
       <w:br/>
     </w:r>

--- a/tillsyn/A 42606-2025 tillsynsbegäran.docx
+++ b/tillsyn/A 42606-2025 tillsynsbegäran.docx
@@ -325,7 +325,7 @@
     <w:r>
       <w:tab/>
       <w:tab/>
-      <w:t>2026-08-21</w:t>
+      <w:t>2026-08-22</w:t>
       <w:br/>
       <w:br/>
     </w:r>

--- a/tillsyn/A 42606-2025 tillsynsbegäran.docx
+++ b/tillsyn/A 42606-2025 tillsynsbegäran.docx
@@ -325,7 +325,7 @@
     <w:r>
       <w:tab/>
       <w:tab/>
-      <w:t>2026-08-22</w:t>
+      <w:t>2026-08-23</w:t>
       <w:br/>
       <w:br/>
     </w:r>

--- a/tillsyn/A 42606-2025 tillsynsbegäran.docx
+++ b/tillsyn/A 42606-2025 tillsynsbegäran.docx
@@ -325,7 +325,7 @@
     <w:r>
       <w:tab/>
       <w:tab/>
-      <w:t>2026-08-23</w:t>
+      <w:t>2026-08-24</w:t>
       <w:br/>
       <w:br/>
     </w:r>

--- a/tillsyn/A 42606-2025 tillsynsbegäran.docx
+++ b/tillsyn/A 42606-2025 tillsynsbegäran.docx
@@ -325,7 +325,7 @@
     <w:r>
       <w:tab/>
       <w:tab/>
-      <w:t>2026-08-24</w:t>
+      <w:t>2026-08-25</w:t>
       <w:br/>
       <w:br/>
     </w:r>

--- a/tillsyn/A 42606-2025 tillsynsbegäran.docx
+++ b/tillsyn/A 42606-2025 tillsynsbegäran.docx
@@ -325,7 +325,7 @@
     <w:r>
       <w:tab/>
       <w:tab/>
-      <w:t>2026-08-25</w:t>
+      <w:t>2026-08-26</w:t>
       <w:br/>
       <w:br/>
     </w:r>

--- a/tillsyn/A 42606-2025 tillsynsbegäran.docx
+++ b/tillsyn/A 42606-2025 tillsynsbegäran.docx
@@ -325,7 +325,7 @@
     <w:r>
       <w:tab/>
       <w:tab/>
-      <w:t>2026-08-26</w:t>
+      <w:t>2026-08-27</w:t>
       <w:br/>
       <w:br/>
     </w:r>

--- a/tillsyn/A 42606-2025 tillsynsbegäran.docx
+++ b/tillsyn/A 42606-2025 tillsynsbegäran.docx
@@ -325,7 +325,7 @@
     <w:r>
       <w:tab/>
       <w:tab/>
-      <w:t>2026-08-27</w:t>
+      <w:t>2026-08-28</w:t>
       <w:br/>
       <w:br/>
     </w:r>

--- a/tillsyn/A 42606-2025 tillsynsbegäran.docx
+++ b/tillsyn/A 42606-2025 tillsynsbegäran.docx
@@ -325,7 +325,7 @@
     <w:r>
       <w:tab/>
       <w:tab/>
-      <w:t>2026-08-28</w:t>
+      <w:t>2026-08-29</w:t>
       <w:br/>
       <w:br/>
     </w:r>

--- a/tillsyn/A 42606-2025 tillsynsbegäran.docx
+++ b/tillsyn/A 42606-2025 tillsynsbegäran.docx
@@ -325,7 +325,7 @@
     <w:r>
       <w:tab/>
       <w:tab/>
-      <w:t>2026-08-29</w:t>
+      <w:t>2026-08-31</w:t>
       <w:br/>
       <w:br/>
     </w:r>

--- a/tillsyn/A 42606-2025 tillsynsbegäran.docx
+++ b/tillsyn/A 42606-2025 tillsynsbegäran.docx
@@ -325,7 +325,7 @@
     <w:r>
       <w:tab/>
       <w:tab/>
-      <w:t>2026-08-31</w:t>
+      <w:t>2026-09-01</w:t>
       <w:br/>
       <w:br/>
     </w:r>

--- a/tillsyn/A 42606-2025 tillsynsbegäran.docx
+++ b/tillsyn/A 42606-2025 tillsynsbegäran.docx
@@ -325,7 +325,7 @@
     <w:r>
       <w:tab/>
       <w:tab/>
-      <w:t>2026-09-01</w:t>
+      <w:t>2026-09-02</w:t>
       <w:br/>
       <w:br/>
     </w:r>

--- a/tillsyn/A 42606-2025 tillsynsbegäran.docx
+++ b/tillsyn/A 42606-2025 tillsynsbegäran.docx
@@ -325,7 +325,7 @@
     <w:r>
       <w:tab/>
       <w:tab/>
-      <w:t>2026-09-02</w:t>
+      <w:t>2026-09-03</w:t>
       <w:br/>
       <w:br/>
     </w:r>

--- a/tillsyn/A 42606-2025 tillsynsbegäran.docx
+++ b/tillsyn/A 42606-2025 tillsynsbegäran.docx
@@ -325,7 +325,7 @@
     <w:r>
       <w:tab/>
       <w:tab/>
-      <w:t>2026-09-03</w:t>
+      <w:t>2026-09-04</w:t>
       <w:br/>
       <w:br/>
     </w:r>

--- a/tillsyn/A 42606-2025 tillsynsbegäran.docx
+++ b/tillsyn/A 42606-2025 tillsynsbegäran.docx
@@ -325,7 +325,7 @@
     <w:r>
       <w:tab/>
       <w:tab/>
-      <w:t>2026-09-04</w:t>
+      <w:t>2026-09-05</w:t>
       <w:br/>
       <w:br/>
     </w:r>

--- a/tillsyn/A 42606-2025 tillsynsbegäran.docx
+++ b/tillsyn/A 42606-2025 tillsynsbegäran.docx
@@ -325,7 +325,7 @@
     <w:r>
       <w:tab/>
       <w:tab/>
-      <w:t>2026-09-05</w:t>
+      <w:t>2026-09-06</w:t>
       <w:br/>
       <w:br/>
     </w:r>

--- a/tillsyn/A 42606-2025 tillsynsbegäran.docx
+++ b/tillsyn/A 42606-2025 tillsynsbegäran.docx
@@ -325,7 +325,7 @@
     <w:r>
       <w:tab/>
       <w:tab/>
-      <w:t>2026-09-06</w:t>
+      <w:t>2026-09-07</w:t>
       <w:br/>
       <w:br/>
     </w:r>

--- a/tillsyn/A 42606-2025 tillsynsbegäran.docx
+++ b/tillsyn/A 42606-2025 tillsynsbegäran.docx
@@ -325,7 +325,7 @@
     <w:r>
       <w:tab/>
       <w:tab/>
-      <w:t>2026-09-07</w:t>
+      <w:t>2026-09-08</w:t>
       <w:br/>
       <w:br/>
     </w:r>

--- a/tillsyn/A 42606-2025 tillsynsbegäran.docx
+++ b/tillsyn/A 42606-2025 tillsynsbegäran.docx
@@ -325,7 +325,7 @@
     <w:r>
       <w:tab/>
       <w:tab/>
-      <w:t>2026-09-08</w:t>
+      <w:t>2026-09-09</w:t>
       <w:br/>
       <w:br/>
     </w:r>

--- a/tillsyn/A 42606-2025 tillsynsbegäran.docx
+++ b/tillsyn/A 42606-2025 tillsynsbegäran.docx
@@ -325,7 +325,7 @@
     <w:r>
       <w:tab/>
       <w:tab/>
-      <w:t>2026-09-09</w:t>
+      <w:t>2026-09-10</w:t>
       <w:br/>
       <w:br/>
     </w:r>

--- a/tillsyn/A 42606-2025 tillsynsbegäran.docx
+++ b/tillsyn/A 42606-2025 tillsynsbegäran.docx
@@ -325,7 +325,7 @@
     <w:r>
       <w:tab/>
       <w:tab/>
-      <w:t>2026-09-10</w:t>
+      <w:t>2026-09-11</w:t>
       <w:br/>
       <w:br/>
     </w:r>

--- a/tillsyn/A 42606-2025 tillsynsbegäran.docx
+++ b/tillsyn/A 42606-2025 tillsynsbegäran.docx
@@ -325,7 +325,7 @@
     <w:r>
       <w:tab/>
       <w:tab/>
-      <w:t>2026-09-11</w:t>
+      <w:t>2026-09-12</w:t>
       <w:br/>
       <w:br/>
     </w:r>
